--- a/guide_operationnel_store_locator.docx
+++ b/guide_operationnel_store_locator.docx
@@ -38,14 +38,11 @@
       </w:pPr>
       <w:r>
         <w:rPr>
-          <w:rFonts w:ascii="Arial" w:cs="Arial" w:eastAsia="Arial" w:hAnsi="Arial"/>
+          <w:rFonts w:ascii="Arial" w:hAnsi="Arial"/>
           <w:i/>
-          <w:iCs/>
-          <w:color w:val="666666"/>
           <w:sz w:val="20"/>
-          <w:szCs w:val="20"/>
-        </w:rPr>
-        <w:t xml:space="preserve">Mis à jour : mars 2026</w:t>
+        </w:rPr>
+        <w:t>Mis à jour : avril 2026</w:t>
       </w:r>
     </w:p>
     <w:p>
@@ -71,12 +68,10 @@
       </w:pPr>
       <w:r>
         <w:rPr>
-          <w:rFonts w:ascii="Arial" w:cs="Arial" w:eastAsia="Arial" w:hAnsi="Arial"/>
-          <w:color w:val="222222"/>
-          <w:sz w:val="22"/>
-          <w:szCs w:val="22"/>
-        </w:rPr>
-        <w:t xml:space="preserve">Le store locator est un outil interne accessible depuis un navigateur. Il affiche sur une carte toutes les boutiques revendeuses des Imprimeuses — les partenaires B2B qui ont passé au moins une commande.</w:t>
+          <w:rFonts w:ascii="Arial" w:hAnsi="Arial"/>
+          <w:sz w:val="22"/>
+        </w:rPr>
+        <w:t>Le store locator est composé de deux cartes interactives accessibles depuis un navigateur, alimentées par les mêmes données Shopify :</w:t>
       </w:r>
     </w:p>
     <w:p>
@@ -93,12 +88,10 @@
       </w:pPr>
       <w:r>
         <w:rPr>
-          <w:rFonts w:ascii="Arial" w:cs="Arial" w:eastAsia="Arial" w:hAnsi="Arial"/>
-          <w:color w:val="222222"/>
-          <w:sz w:val="22"/>
-          <w:szCs w:val="22"/>
-        </w:rPr>
-        <w:t xml:space="preserve">L'outil se met à jour automatiquement chaque nuit à partir des données Shopify. Il n'y a rien à faire au quotidien.</w:t>
+          <w:rFonts w:ascii="Arial" w:hAnsi="Arial"/>
+          <w:sz w:val="22"/>
+        </w:rPr>
+        <w:t>• Carte interne — affiche toutes les boutiques revendeuses (actives et inactives), avec filtres par canal (Direct B2B, Faire, Ankorstore, Multi-canal) et détails commerciaux (date, montant, nombre de commandes). Réservée à l'usage interne.</w:t>
       </w:r>
     </w:p>
     <w:p>
@@ -115,23 +108,11 @@
       </w:pPr>
       <w:r>
         <w:rPr>
-          <w:rFonts w:ascii="Arial" w:cs="Arial" w:eastAsia="Arial" w:hAnsi="Arial"/>
+          <w:rFonts w:ascii="Arial" w:hAnsi="Arial"/>
           <w:b/>
-          <w:bCs/>
-          <w:color w:val="222222"/>
-          <w:sz w:val="22"/>
-          <w:szCs w:val="22"/>
-        </w:rPr>
-        <w:t xml:space="preserve">Accès : </w:t>
-      </w:r>
-      <w:r>
-        <w:rPr>
-          <w:rFonts w:ascii="Arial" w:cs="Arial" w:eastAsia="Arial" w:hAnsi="Arial"/>
-          <w:color w:val="222222"/>
-          <w:sz w:val="22"/>
-          <w:szCs w:val="22"/>
-        </w:rPr>
-        <w:t xml:space="preserve">https://benbraun1.github.io/store-locator</w:t>
+          <w:sz w:val="22"/>
+        </w:rPr>
+        <w:t>• Carte publique — version allégée destinée aux clients finaux cherchant un revendeur. Affiche uniquement les boutiques actives (commande &lt; 12 mois), sans distinction de canal ni information commerciale. Design clair, adaptée au mobile.</w:t>
       </w:r>
     </w:p>
     <w:p>
@@ -156,7 +137,7 @@
           <w:sz w:val="32"/>
           <w:szCs w:val="32"/>
         </w:rPr>
-        <w:t xml:space="preserve">2. Ce qu'on voit sur la carte</w:t>
+        <w:t>2. La carte interne</w:t>
       </w:r>
     </w:p>
     <w:p>
@@ -1027,15 +1008,103 @@
         <w:spacing w:before="400" w:after="160"/>
       </w:pPr>
       <w:r>
-        <w:rPr>
-          <w:rFonts w:ascii="Arial" w:cs="Arial" w:eastAsia="Arial" w:hAnsi="Arial"/>
+        <w:t>3. La carte publique</w:t>
+      </w:r>
+    </w:p>
+    <w:p>
+      <w:pPr>
+        <w:spacing w:before="80" w:after="80"/>
+      </w:pPr>
+      <w:r>
+        <w:t>La carte publique (public.html) est destinée aux clients finaux qui cherchent un point de vente. Elle est volontairement minimaliste et ne divulgue aucune information commerciale.</w:t>
+      </w:r>
+    </w:p>
+    <w:p>
+      <w:pPr>
+        <w:pStyle w:val="Heading1"/>
+        <w:spacing w:before="400" w:after="160"/>
+      </w:pPr>
+      <w:r>
+        <w:t>Ce qui est affiché</w:t>
+      </w:r>
+    </w:p>
+    <w:p>
+      <w:pPr>
+        <w:spacing w:before="80" w:after="80"/>
+      </w:pPr>
+      <w:r>
+        <w:t>• Uniquement les boutiques actives (commande passée dans les 12 derniers mois). Les boutiques inactives sont masquées.</w:t>
+      </w:r>
+    </w:p>
+    <w:p>
+      <w:pPr>
+        <w:spacing w:before="80" w:after="80"/>
+      </w:pPr>
+      <w:r>
+        <w:t>• Tous les points sont violets (même couleur pour tous les canaux). Le canal d'achat (B2B, Faire, Ankorstore) n'est pas exposé au public.</w:t>
+      </w:r>
+    </w:p>
+    <w:p>
+      <w:pPr>
+        <w:spacing w:before="80" w:after="80"/>
+      </w:pPr>
+      <w:r>
+        <w:t>• Un clic sur un point affiche uniquement le nom de la boutique et sa ville. Aucune donnée commerciale (commandes, montants, dates) n'est jamais visible.</w:t>
+      </w:r>
+    </w:p>
+    <w:p>
+      <w:pPr>
+        <w:spacing w:before="80" w:after="80"/>
+      </w:pPr>
+      <w:r>
+        <w:t>• La liste latérale ne montre que les boutiques visibles dans la zone affichée sur la carte, triées par ordre alphabétique. Elle se recalcule automatiquement quand on déplace ou zoome la carte.</w:t>
+      </w:r>
+    </w:p>
+    <w:p>
+      <w:pPr>
+        <w:spacing w:before="80" w:after="80"/>
+      </w:pPr>
+      <w:r>
+        <w:t>• Sur mobile, la liste apparaît dans un tiroir qui se glisse depuis le bas de l'écran.</w:t>
+      </w:r>
+    </w:p>
+    <w:p>
+      <w:pPr>
+        <w:pStyle w:val="Heading1"/>
+        <w:spacing w:before="400" w:after="160"/>
+      </w:pPr>
+      <w:r>
+        <w:t>Points d'attention</w:t>
+      </w:r>
+    </w:p>
+    <w:p>
+      <w:pPr>
+        <w:spacing w:before="80" w:after="80"/>
+      </w:pPr>
+      <w:r>
+        <w:t>Les deux cartes partagent la même source de données (feuille _output). Toute correction faite dans _geocache profite donc aussi bien à la carte interne qu'à la carte publique.</w:t>
+      </w:r>
+    </w:p>
+    <w:p>
+      <w:pPr>
+        <w:spacing w:before="80" w:after="80"/>
+      </w:pPr>
+      <w:r>
+        <w:t>Si on ajoute de nouvelles colonnes dans _output à l'avenir, vérifier que la carte publique ne les expose pas involontairement. Par défaut public.html ne lit que Address Company, Address City et Address Country — aucune donnée sensible.</w:t>
+      </w:r>
+    </w:p>
+    <w:p>
+      <w:pPr>
+        <w:pStyle w:val="Heading1"/>
+        <w:spacing w:before="400" w:after="160"/>
+      </w:pPr>
+      <w:r>
+        <w:rPr>
+          <w:rFonts w:ascii="Arial" w:hAnsi="Arial"/>
           <w:b/>
-          <w:bCs/>
-          <w:color w:val="54215D"/>
           <w:sz w:val="32"/>
-          <w:szCs w:val="32"/>
-        </w:rPr>
-        <w:t xml:space="preserve">3. Mise à jour automatique</w:t>
+        </w:rPr>
+        <w:t>4. Mise à jour automatique</w:t>
       </w:r>
     </w:p>
     <w:p>
@@ -1186,14 +1255,11 @@
       </w:pPr>
       <w:r>
         <w:rPr>
-          <w:rFonts w:ascii="Arial" w:cs="Arial" w:eastAsia="Arial" w:hAnsi="Arial"/>
+          <w:rFonts w:ascii="Arial" w:hAnsi="Arial"/>
           <w:b/>
-          <w:bCs/>
-          <w:color w:val="54215D"/>
           <w:sz w:val="32"/>
-          <w:szCs w:val="32"/>
-        </w:rPr>
-        <w:t xml:space="preserve">4. Interventions manuelles</w:t>
+        </w:rPr>
+        <w:t>5. Interventions manuelles</w:t>
       </w:r>
     </w:p>
     <w:p>
@@ -1642,14 +1708,11 @@
       </w:pPr>
       <w:r>
         <w:rPr>
-          <w:rFonts w:ascii="Arial" w:cs="Arial" w:eastAsia="Arial" w:hAnsi="Arial"/>
+          <w:rFonts w:ascii="Arial" w:hAnsi="Arial"/>
           <w:b/>
-          <w:bCs/>
-          <w:color w:val="54215D"/>
           <w:sz w:val="32"/>
-          <w:szCs w:val="32"/>
-        </w:rPr>
-        <w:t xml:space="preserve">5. Structure des fichiers Google Sheets</w:t>
+        </w:rPr>
+        <w:t>6. Structure des fichiers Google Sheets</w:t>
       </w:r>
     </w:p>
     <w:tbl>
@@ -1944,14 +2007,11 @@
       </w:pPr>
       <w:r>
         <w:rPr>
-          <w:rFonts w:ascii="Arial" w:cs="Arial" w:eastAsia="Arial" w:hAnsi="Arial"/>
+          <w:rFonts w:ascii="Arial" w:hAnsi="Arial"/>
           <w:b/>
-          <w:bCs/>
-          <w:color w:val="54215D"/>
           <w:sz w:val="32"/>
-          <w:szCs w:val="32"/>
-        </w:rPr>
-        <w:t xml:space="preserve">6. Qui est affiché sur la carte ?</w:t>
+        </w:rPr>
+        <w:t>7. Qui est affiché sur la carte ?</w:t>
       </w:r>
     </w:p>
     <w:p>
@@ -2108,14 +2168,11 @@
       </w:pPr>
       <w:r>
         <w:rPr>
-          <w:rFonts w:ascii="Arial" w:cs="Arial" w:eastAsia="Arial" w:hAnsi="Arial"/>
+          <w:rFonts w:ascii="Arial" w:hAnsi="Arial"/>
           <w:b/>
-          <w:bCs/>
-          <w:color w:val="54215D"/>
           <w:sz w:val="32"/>
-          <w:szCs w:val="32"/>
-        </w:rPr>
-        <w:t xml:space="preserve">7. Contacts techniques</w:t>
+        </w:rPr>
+        <w:t>8. Contacts techniques</w:t>
       </w:r>
     </w:p>
     <w:tbl>
